--- a/最终提交版/07-核心功能简介.docx
+++ b/最终提交版/07-核心功能简介.docx
@@ -43,7 +43,7 @@
           <w:color w:val="0F3D2B"/>
           <w:sz w:val="27"/>
         </w:rPr>
-        <w:t>一、用户注册与登录</w:t>
+        <w:t>一、链路起点：用户登录并提交回收信息</w:t>
       </w:r>
     </w:p>
     <w:p>
@@ -58,7 +58,7 @@
           <w:color w:val="000000"/>
           <w:sz w:val="24"/>
         </w:rPr>
-        <w:t>用户可通过手机号完成注册与登录，进入网站后即可使用提交物品、查看进度和积分兑换等功能。这一模块是整个平台业务入口的基础。</w:t>
+        <w:t>用户通过手机号完成注册与登录后，进入“提交物品”页面填写电子产品名称、类别、状态、图片等基础信息，并选择“固定回收点投放”或“上门回收”中的一种处理方式。这一步是整条回收链路的起点。</w:t>
       </w:r>
     </w:p>
     <w:p>
@@ -88,7 +88,7 @@
           <w:color w:val="000000"/>
           <w:sz w:val="22"/>
         </w:rPr>
-        <w:t>登录 / 注册页</w:t>
+        <w:t>登录 / 注册页，配合提交物品页</w:t>
         <w:br/>
       </w:r>
       <w:r>
@@ -107,7 +107,7 @@
           <w:color w:val="000000"/>
           <w:sz w:val="22"/>
         </w:rPr>
-        <w:t>登录表单、注册表单，以及手机号注册这一入口形式。</w:t>
+        <w:t>手机号登录注册入口，以及物品基础信息表单、图片上传区域和处理方式选择区域。</w:t>
       </w:r>
     </w:p>
     <w:p>
@@ -121,7 +121,7 @@
           <w:color w:val="0F3D2B"/>
           <w:sz w:val="27"/>
         </w:rPr>
-        <w:t>二、电子产品提交</w:t>
+        <w:t>二、链路第二步：管理员审核并生成处理安排</w:t>
       </w:r>
     </w:p>
     <w:p>
@@ -136,7 +136,7 @@
           <w:color w:val="000000"/>
           <w:sz w:val="24"/>
         </w:rPr>
-        <w:t>用户可在线填写电子产品名称、类别、状态、图片等信息，并选择“固定回收点投放”或“上门回收”中的一种处理方式。该功能是网站最核心的业务入口。</w:t>
+        <w:t>用户提交后，记录先进入待审核状态。管理员在后台核对图片和文字说明，决定通过或驳回；审核通过后，系统生成物品编号，并根据用户所选方式分流到固定回收点流程或上门回收流程。</w:t>
       </w:r>
     </w:p>
     <w:p>
@@ -166,7 +166,7 @@
           <w:color w:val="000000"/>
           <w:sz w:val="22"/>
         </w:rPr>
-        <w:t>提交物品页</w:t>
+        <w:t>管理员后台“物品审核”页</w:t>
         <w:br/>
       </w:r>
       <w:r>
@@ -185,7 +185,7 @@
           <w:color w:val="000000"/>
           <w:sz w:val="22"/>
         </w:rPr>
-        <w:t>物品基础信息表单、图片上传区域，以及两种处理方式的选择内容。</w:t>
+        <w:t>待审核列表、审核按钮、管理员备注输入区域，以及通过后的流程去向说明。</w:t>
       </w:r>
     </w:p>
     <w:p>
@@ -199,7 +199,7 @@
           <w:color w:val="0F3D2B"/>
           <w:sz w:val="27"/>
         </w:rPr>
-        <w:t>三、固定回收点投放</w:t>
+        <w:t>三、链路第三步：进入具体回收执行环节</w:t>
       </w:r>
     </w:p>
     <w:p>
@@ -214,7 +214,7 @@
           <w:color w:val="000000"/>
           <w:sz w:val="24"/>
         </w:rPr>
-        <w:t>用户可选择固定回收点方式处理电子废物，填写校区、园区、点位和预计投放时间。管理员审核通过后，用户按编号完成投递，管理员再统一回收并完成核验。</w:t>
+        <w:t>若用户选择固定回收点，需填写校区、园区、点位和预计投放时间，审核通过后按编号完成投递；若用户选择上门回收，需填写宿舍楼栋、楼层、房间号和预约时段，管理员再按预约安排上门取走。</w:t>
       </w:r>
     </w:p>
     <w:p>
@@ -244,7 +244,7 @@
           <w:color w:val="000000"/>
           <w:sz w:val="22"/>
         </w:rPr>
-        <w:t>提交物品页中的固定回收点区域，或物品详情页</w:t>
+        <w:t>提交物品页中的固定回收点区域和上门回收区域，必要时补充物品详情页</w:t>
         <w:br/>
       </w:r>
       <w:r>
@@ -263,7 +263,7 @@
           <w:color w:val="000000"/>
           <w:sz w:val="22"/>
         </w:rPr>
-        <w:t>校区、园区、具体点位、预计投放时间，以及回收安排展示内容。</w:t>
+        <w:t>固定回收点的校区、园区、点位、预计投放时间，以及上门回收的宿舍信息和预约时段。</w:t>
       </w:r>
     </w:p>
     <w:p>
@@ -277,7 +277,7 @@
           <w:color w:val="0F3D2B"/>
           <w:sz w:val="27"/>
         </w:rPr>
-        <w:t>四、上门回收</w:t>
+        <w:t>四、链路第四步：完成投递或取走确认并进入核验</w:t>
       </w:r>
     </w:p>
     <w:p>
@@ -292,7 +292,7 @@
           <w:color w:val="000000"/>
           <w:sz w:val="24"/>
         </w:rPr>
-        <w:t>用户可填写宿舍楼栋、楼层、房间号和可预约时间段，管理员审核通过后按预约安排上门取走。双方完成“已取走”确认后，再进入最终核验和积分发放环节。</w:t>
+        <w:t>固定回收点记录在用户确认“已投递”后进入统一回收和入仓核验阶段；上门回收记录在管理员与用户双方完成“已取走”确认后进入入仓核验阶段。该环节保证每条回收记录都有明确的过程反馈。</w:t>
       </w:r>
     </w:p>
     <w:p>
@@ -322,7 +322,7 @@
           <w:color w:val="000000"/>
           <w:sz w:val="22"/>
         </w:rPr>
-        <w:t>提交物品页中的上门回收区域，或管理员后台“上门回收”页</w:t>
+        <w:t>个人中心页，配合管理员后台“上门回收”页</w:t>
         <w:br/>
       </w:r>
       <w:r>
@@ -341,7 +341,7 @@
           <w:color w:val="000000"/>
           <w:sz w:val="22"/>
         </w:rPr>
-        <w:t>宿舍信息、预约时段、待处理订单列表和处理按钮。</w:t>
+        <w:t>用户侧的状态变化、确认按钮，以及管理员侧的待处理订单列表和处理按钮。</w:t>
       </w:r>
     </w:p>
     <w:p>
@@ -355,7 +355,7 @@
           <w:color w:val="0F3D2B"/>
           <w:sz w:val="27"/>
         </w:rPr>
-        <w:t>五、管理员审核与通知积分</w:t>
+        <w:t>五、链路终点：站内通知与积分反馈</w:t>
       </w:r>
     </w:p>
     <w:p>
@@ -370,7 +370,7 @@
           <w:color w:val="000000"/>
           <w:sz w:val="24"/>
         </w:rPr>
-        <w:t>管理员可在后台审核用户提交信息，推进回收流程，并通过站内消息向用户反馈审核结果和处理进度。流程完成后系统会自动发放积分，积分可用于后续兑换。</w:t>
+        <w:t>管理员完成最终核验后，系统会通过站内消息向用户反馈处理结果，并按照参考价自动换算和发放积分。用户可在个人中心查看通知和积分变化，并在积分商城继续完成兑换，形成完整闭环。</w:t>
       </w:r>
     </w:p>
     <w:p>
@@ -400,7 +400,7 @@
           <w:color w:val="000000"/>
           <w:sz w:val="22"/>
         </w:rPr>
-        <w:t>管理员后台“物品审核”页，配合个人中心页或积分商城页</w:t>
+        <w:t>个人中心页，或积分商城页</w:t>
         <w:br/>
       </w:r>
       <w:r>
@@ -419,7 +419,7 @@
           <w:color w:val="000000"/>
           <w:sz w:val="22"/>
         </w:rPr>
-        <w:t>待审核列表、审核按钮、站内消息列表、当前积分显示，以及积分兑换相关区域。</w:t>
+        <w:t>站内消息列表、当前积分显示、积分到账结果，以及积分兑换相关区域。</w:t>
       </w:r>
     </w:p>
     <w:sectPr>
